--- a/submission/official/C-[TeamName]-TechnicalDoc.docx
+++ b/submission/official/C-[TeamName]-TechnicalDoc.docx
@@ -6196,7 +6196,7 @@
         <w:ind w:left="317"/>
       </w:pPr>
       <w:r>
-        <w:t>Demo video (3 min 26 s, real UI, synthetic data): https://github.com/Zul-Qarnain/setu-fintechathon/blob/main/submission/Setu_Demo.mp4</w:t>
+        <w:t>Demo video (3 min 03 s, 1080p, burned-in English subtitles, real UI, synthetic data): https://github.com/Zul-Qarnain/setu-fintechathon/blob/main/submission/Setu_Demo.mp4</w:t>
       </w:r>
     </w:p>
     <w:sectPr>
